--- a/public/temas/ejercicio-1/ESQUEMA TEMA 29.docx
+++ b/public/temas/ejercicio-1/ESQUEMA TEMA 29.docx
@@ -43,7 +43,7 @@
           <w:b/>
           <w:sz w:val="22"/>
         </w:rPr>
-        <w:t>3-3-1973</w:t>
+        <w:t>3 de marzo de 1973</w:t>
       </w:r>
       <w:r>
         <w:rPr>
@@ -58,7 +58,7 @@
           <w:b/>
           <w:sz w:val="22"/>
         </w:rPr>
-        <w:t>1-7-1975</w:t>
+        <w:t>1 de julio de 1975</w:t>
       </w:r>
     </w:p>
     <w:p>
@@ -109,7 +109,7 @@
           <w:b/>
           <w:sz w:val="22"/>
         </w:rPr>
-        <w:t>16-5-1986</w:t>
+        <w:t>16 de mayo de 1986</w:t>
       </w:r>
       <w:r>
         <w:rPr>
@@ -262,7 +262,7 @@
           <w:rFonts w:ascii="Cambria" w:hAnsi="Cambria" w:cs="Cambria" w:eastAsia="Cambria"/>
           <w:sz w:val="22"/>
         </w:rPr>
-        <w:t>, en vigor 2-1-2022</w:t>
+        <w:t>, en vigor 2 de enero de 2022</w:t>
       </w:r>
     </w:p>
     <w:p>
@@ -284,7 +284,7 @@
           <w:rFonts w:ascii="Cambria" w:hAnsi="Cambria" w:cs="Cambria" w:eastAsia="Cambria"/>
           <w:sz w:val="22"/>
         </w:rPr>
-        <w:t xml:space="preserve"> (Resolución de 20-1-2023): verificaciones previas al despacho en frontera por los SOIVRE (Secretaría de Estado de Comercio)</w:t>
+        <w:t xml:space="preserve"> (Resolución de 20 de enero de 2023): verificaciones previas al despacho en frontera por los SOIVRE (Secretaría de Estado de Comercio)</w:t>
       </w:r>
     </w:p>
     <w:p>
@@ -496,7 +496,7 @@
           <w:rFonts w:ascii="Cambria" w:hAnsi="Cambria" w:cs="Cambria" w:eastAsia="Cambria"/>
           <w:sz w:val="22"/>
         </w:rPr>
-        <w:t>: en peligro de extinción (~2%)</w:t>
+        <w:t>: en peligro de extinción (~2 %)</w:t>
       </w:r>
     </w:p>
     <w:p>
@@ -546,7 +546,7 @@
           <w:rFonts w:ascii="Cambria" w:hAnsi="Cambria" w:cs="Cambria" w:eastAsia="Cambria"/>
           <w:sz w:val="22"/>
         </w:rPr>
-        <w:t>: mayoría (~97%), podrían estar en peligro si no se controla, incluye especies "similares"</w:t>
+        <w:t>: mayoría (~97 %), podrían estar en peligro si no se controla, incluye especies "similares"</w:t>
       </w:r>
     </w:p>
     <w:p>
@@ -610,7 +610,7 @@
           <w:rFonts w:ascii="Cambria" w:hAnsi="Cambria" w:cs="Cambria" w:eastAsia="Cambria"/>
           <w:sz w:val="22"/>
         </w:rPr>
-        <w:t>: reguladas unilateralmente por una Parte (&lt;1%)</w:t>
+        <w:t>: reguladas unilateralmente por una Parte (&lt;1 %)</w:t>
       </w:r>
     </w:p>
     <w:p>
